--- a/Manuscript_Trials_R1.docx
+++ b/Manuscript_Trials_R1.docx
@@ -532,7 +532,7 @@
           <w:i w:val="0"/>
           <w:sz w:val="24"/>
         </w:rPr>
-        <w:t>Analyses used Python 3.9+ (NumPy, SciPy, pandas). Code, extraction tables, and posterior draws are in the reproducibility package submitted as an additional file.</w:t>
+        <w:t>Analyses used Python 3.9+ (NumPy, SciPy, pandas). Code, extraction tables, and posterior draws are at https://github.com/rstil2/infectious-disease-trial-sex-enrollment and in Additional File 1.</w:t>
       </w:r>
     </w:p>
     <w:p>
@@ -896,7 +896,7 @@
           <w:i w:val="0"/>
           <w:sz w:val="24"/>
         </w:rPr>
-        <w:t>**Availability of data and materials:** Extraction tables, screening log, analysis code, and posterior draws are in Additional File 1 (reproducibility package). All source counts are from cited publications and ClinicalTrials.gov.</w:t>
+        <w:t>**Availability of data and materials:** Extraction tables, screening log, analysis code, and posterior draws are at https://github.com/rstil2/infectious-disease-trial-sex-enrollment (MIT license) and in Additional File 1. All source counts are from cited publications and ClinicalTrials.gov.</w:t>
       </w:r>
     </w:p>
     <w:p>

--- a/Manuscript_Trials_R1.docx
+++ b/Manuscript_Trials_R1.docx
@@ -14,7 +14,7 @@
           <w:i w:val="0"/>
           <w:sz w:val="32"/>
         </w:rPr>
-        <w:t>Female enrollment versus target-population sex composition in pivotal infectious disease trials: a reconstructed Bayesian analysis of phase III/IV randomised trials</w:t>
+        <w:t>Scoring sex representativeness against the wrong denominator: target-population analysis of pivotal infectious disease trials</w:t>
       </w:r>
     </w:p>
     <w:p>
@@ -24,11 +24,20 @@
       <w:r>
         <w:rPr>
           <w:rFonts w:ascii="Times New Roman" w:hAnsi="Times New Roman"/>
+          <w:b/>
+          <w:i w:val="0"/>
+          <w:sz w:val="24"/>
+        </w:rPr>
+        <w:t>Running title:</w:t>
+      </w:r>
+      <w:r>
+        <w:rPr>
+          <w:rFonts w:ascii="Times New Roman" w:hAnsi="Times New Roman"/>
           <w:b w:val="0"/>
           <w:i w:val="0"/>
           <w:sz w:val="24"/>
         </w:rPr>
-        <w:t>**Running title:** Target-population comparators for trial sex composition</w:t>
+        <w:t xml:space="preserve"> Target-population scoring of trial sex composition</w:t>
       </w:r>
     </w:p>
     <w:p>
@@ -38,11 +47,20 @@
       <w:r>
         <w:rPr>
           <w:rFonts w:ascii="Times New Roman" w:hAnsi="Times New Roman"/>
+          <w:b/>
+          <w:i w:val="0"/>
+          <w:sz w:val="24"/>
+        </w:rPr>
+        <w:t>Article type:</w:t>
+      </w:r>
+      <w:r>
+        <w:rPr>
+          <w:rFonts w:ascii="Times New Roman" w:hAnsi="Times New Roman"/>
           <w:b w:val="0"/>
           <w:i w:val="0"/>
           <w:sz w:val="24"/>
         </w:rPr>
-        <w:t>**Article type:** Research</w:t>
+        <w:t xml:space="preserve"> Research</w:t>
       </w:r>
     </w:p>
     <w:p>
@@ -52,11 +70,20 @@
       <w:r>
         <w:rPr>
           <w:rFonts w:ascii="Times New Roman" w:hAnsi="Times New Roman"/>
+          <w:b/>
+          <w:i w:val="0"/>
+          <w:sz w:val="24"/>
+        </w:rPr>
+        <w:t>Corresponding author:</w:t>
+      </w:r>
+      <w:r>
+        <w:rPr>
+          <w:rFonts w:ascii="Times New Roman" w:hAnsi="Times New Roman"/>
           <w:b w:val="0"/>
           <w:i w:val="0"/>
           <w:sz w:val="24"/>
         </w:rPr>
-        <w:t>**Corresponding author:** R. Craig Stillwell, Ph.D. Independent Researcher Email: craig.stillwell@gmail.com Phone: 270-491-0493</w:t>
+        <w:t xml:space="preserve"> R. Craig Stillwell, Ph.D. Independent Researcher Email: craig.stillwell@gmail.com Phone: 270-491-0493</w:t>
       </w:r>
     </w:p>
     <w:p>
@@ -80,11 +107,20 @@
       <w:r>
         <w:rPr>
           <w:rFonts w:ascii="Times New Roman" w:hAnsi="Times New Roman"/>
+          <w:b/>
+          <w:i w:val="0"/>
+          <w:sz w:val="24"/>
+        </w:rPr>
+        <w:t>Background:</w:t>
+      </w:r>
+      <w:r>
+        <w:rPr>
+          <w:rFonts w:ascii="Times New Roman" w:hAnsi="Times New Roman"/>
           <w:b w:val="0"/>
           <w:i w:val="0"/>
           <w:sz w:val="24"/>
         </w:rPr>
-        <w:t>**Background:** Apparent female underrepresentation in infectious disease trials is often judged against an unconditional 50% benchmark. That benchmark is inappropriate when eligibility, indication, or target-population epidemiology imply a different expected sex mix.</w:t>
+        <w:t xml:space="preserve"> Female enrollment in infectious disease trials is routinely scored against 50%. That denominator treats a women-only pre-exposure prophylaxis (PrEP) trial, a PrEP trial restricted to men who have sex with men (MSM), a trial of people who inject drugs (PWID), and a health-care-worker vaccine trial as if they shared one recruitment failure. The scientifically relevant question is whether enrollment matches the sex mix implied by indication, eligibility, and the people the protocol actually set out to enroll.</w:t>
       </w:r>
     </w:p>
     <w:p>
@@ -94,11 +130,20 @@
       <w:r>
         <w:rPr>
           <w:rFonts w:ascii="Times New Roman" w:hAnsi="Times New Roman"/>
+          <w:b/>
+          <w:i w:val="0"/>
+          <w:sz w:val="24"/>
+        </w:rPr>
+        <w:t>Methods:</w:t>
+      </w:r>
+      <w:r>
+        <w:rPr>
+          <w:rFonts w:ascii="Times New Roman" w:hAnsi="Times New Roman"/>
           <w:b w:val="0"/>
           <w:i w:val="0"/>
           <w:sz w:val="24"/>
         </w:rPr>
-        <w:t>**Methods:** We reconstructed the analysis set from a previously submitted 15-study list. Eligibility required a phase III or II/III randomised trial in humans, with sex-stratified counts in the primary report. Phase I/II studies, observational cohorts, and nonhuman experiments were excluded. Sex-restricted trials were analysed separately. For mixed-sex trials, the estimand was the ratio of observed female enrollment to a trial-specific expected share given indication and eligibility. A Bayesian random-effects model summarised log-odds deviations from that expected share and partitioned remaining between-trial variance into disease-level and residual components. Time was omitted from the primary model because disease is aliased with calendar era.</w:t>
+        <w:t xml:space="preserve"> We assembled a verified set of pivotal phase II/III or III randomised human trials of COVID-19, Ebola, or HIV with extractable sex-stratified counts. Sex-restricted trials were scored against their design (expected share 0 or 1). Mixed-sex trials were scored with an enrollment ratio: observed female proportion divided by a trial-specific expected share. A Bayesian random-effects model estimated the mean log-odds deviation from that expected share and reported residual and disease-level variance components separately. Calendar time was omitted because disease is aliased with era.</w:t>
       </w:r>
     </w:p>
     <w:p>
@@ -108,11 +153,20 @@
       <w:r>
         <w:rPr>
           <w:rFonts w:ascii="Times New Roman" w:hAnsi="Times New Roman"/>
+          <w:b/>
+          <w:i w:val="0"/>
+          <w:sz w:val="24"/>
+        </w:rPr>
+        <w:t>Results:</w:t>
+      </w:r>
+      <w:r>
+        <w:rPr>
+          <w:rFonts w:ascii="Times New Roman" w:hAnsi="Times New Roman"/>
           <w:b w:val="0"/>
           <w:i w:val="0"/>
           <w:sz w:val="24"/>
         </w:rPr>
-        <w:t>**Results:** Five of 15 originally named studies did not meet the stated eligibility criteria (two phase 1 Ebola studies, one nonhuman-primate experiment, one observational HIV cohort, and one phase 2 trial). Three HIV prevention trials were sex-restricted by design (VOICE and FEM-PrEP, 100% female; iPrEx, cisgender women ineligible). Ten mixed-sex pivotal trials formed the primary set (COVID-19 n=5; Ebola n=2; HIV n=3; N=150,907). Median enrollment ratio versus the trial-specific expected share was 0.98 (range 0.75–1.11). The largest shortfall was rVSV-ZEBOV ring vaccination (32% female among immediately vaccinated versus 43% among enumerated contacts), consistent with pregnancy and breastfeeding exclusion. PALM enrolled 55.6% female patients and included pregnant women. The Bayesian mean log-odds deviation from expected was −0.11 (95% credible interval −0.34 to 0.17). Disease-level versus residual variance could not be identified (disease proportion 95% CrI 0.0004–0.89). The previously reported 72%/28% split and 2068–2074 parity projections are withdrawn.</w:t>
+        <w:t xml:space="preserve"> Ten mixed-sex pivotal trials (N=150,907) had a median enrollment ratio of 0.98 (range 0.75–1.11). HIV couple and PWID trials sat on their epidemiologic comparators (ratios 0.99–1.01). Adult COVID-19 vaccine trials were 45.0–49.4% female versus 50% expected. The two Ebola trials diverged by protocol, not by pathogen: PALM enrolled 55.6% women and included pregnant patients, whereas rVSV-ZEBOV ring vaccination enrolled 32% women among vaccinees against 43% among enumerated contacts after excluding pregnancy and breastfeeding. Posterior mean log-odds deviation from the target-population expected share was −0.11 (95% credible interval [CrI] −0.34 to 0.17). Forcing every mixed-sex trial onto a 50% benchmark produced a more negative mean and recreated the appearance of a shared deficit. Disease-level and residual variance could not be separately identified (disease proportion of variance, 95% CrI 0.0004–0.89).</w:t>
       </w:r>
     </w:p>
     <w:p>
@@ -122,11 +176,20 @@
       <w:r>
         <w:rPr>
           <w:rFonts w:ascii="Times New Roman" w:hAnsi="Times New Roman"/>
+          <w:b/>
+          <w:i w:val="0"/>
+          <w:sz w:val="24"/>
+        </w:rPr>
+        <w:t>Conclusions:</w:t>
+      </w:r>
+      <w:r>
+        <w:rPr>
+          <w:rFonts w:ascii="Times New Roman" w:hAnsi="Times New Roman"/>
           <w:b w:val="0"/>
           <w:i w:val="0"/>
           <w:sz w:val="24"/>
         </w:rPr>
-        <w:t>**Conclusions:** In this reconstructed set, mixed-sex pivotal trials largely tracked their target populations. An unconditional 50% comparator misclassifies sex-specific indications and occupationally skewed samples. Pregnancy exclusion remains a measurable constraint in some prevention protocols. Variance decomposition into “systemic” versus “disease-specific” barriers is not identified with ten heterogeneous trials.</w:t>
+        <w:t xml:space="preserve"> In this set, sex composition is mostly a design feature. The 50% score mislabels successful indication-matched enrollment as underrepresentation and hides the protocol choice that still moves the ratio: default exclusion of pregnancy in prevention trials. PALM shows that inclusion of pregnant patients is feasible in an outbreak therapeutic trial. Trial reports should publish enrollment against a stated target population, not against a universal 50% line.</w:t>
       </w:r>
     </w:p>
     <w:p>
@@ -136,11 +199,20 @@
       <w:r>
         <w:rPr>
           <w:rFonts w:ascii="Times New Roman" w:hAnsi="Times New Roman"/>
+          <w:b/>
+          <w:i w:val="0"/>
+          <w:sz w:val="24"/>
+        </w:rPr>
+        <w:t>Keywords:</w:t>
+      </w:r>
+      <w:r>
+        <w:rPr>
+          <w:rFonts w:ascii="Times New Roman" w:hAnsi="Times New Roman"/>
           <w:b w:val="0"/>
           <w:i w:val="0"/>
           <w:sz w:val="24"/>
         </w:rPr>
-        <w:t>**Keywords:** clinical trials; sex; enrollment; eligibility criteria; infectious diseases; Bayesian random-effects; pregnancy exclusion</w:t>
+        <w:t xml:space="preserve"> clinical trials; sex; enrollment; eligibility criteria; infectious diseases; Bayesian random-effects; pregnancy exclusion</w:t>
       </w:r>
     </w:p>
     <w:p>
@@ -168,7 +240,7 @@
           <w:i w:val="0"/>
           <w:sz w:val="24"/>
         </w:rPr>
-        <w:t>Sex-stratified enrollment is a basic requirement for judging whether a trial can support inference in women and men [1,2]. Underrepresentation of women has been documented across therapeutic areas and has consequences for adverse-event detection and dosing [2,3]. Those observations do not imply that every trial should be compared with a 50% female share. Expected composition depends on the intended use population, eligibility rules, and—when the trial enrolls a defined occupational or exposure group—the sex mix of that group.</w:t>
+        <w:t>Whether a trial can support inference in women depends on who was enrolled, not on a single percentage [1–3]. Large registry analyses already show that a fairer comparator is the sex mix of the intended-use population, not an unconditional 50% line [4]. Infectious disease prevention trials make the same point sharper: a woman-only PrEP trial, a PrEP trial restricted to MSM, a trial of PWID, and a health-care-worker vaccine trial have each already specified a target sex mix by design. Scoring them against 50% converts that design into apparent bias.</w:t>
       </w:r>
     </w:p>
     <w:p>
@@ -182,7 +254,21 @@
           <w:i w:val="0"/>
           <w:sz w:val="24"/>
         </w:rPr>
-        <w:t>This revision reconstructs a previously submitted analysis that treated 15 named studies as phase III/IV randomised human trials and compared female enrollment with 50% throughout. Peer review identified ineligible designs in that list, misapplication of the 50% benchmark to sex-restricted HIV prevention trials, unidentified residual variance in the hierarchical model, inconsistent time scaling, and unavailable extraction files. We rebuilt the eligible set, extracted counts from primary publications, replaced the 50% benchmark with trial-specific expected shares, and fitted a model in which residual between-trial variance is reported.</w:t>
+        <w:t>The same scoring error also hides an eligibility rule that still changes mixed-sex enrollment: default exclusion of pregnant and breastfeeding people, which remains the norm in US drug trials [5–7]. Two Ebola virus disease (EVD) protocols in the same outbreak lineage supply a natural contrast. PALM (Pamoja Tulinde Maisha, Swahili for "together save lives") enrolled unselected inpatients with EVD, including pregnant women [8]. The rVSV-ZEBOV ring-vaccination trial, built on a recombinant vesicular stomatitis virus–based Ebola vaccine, excluded pregnancy and breastfeeding from eligibility [9]. The draft ICH E21 guideline, now in public consultation, asks sponsors to stop treating that exclusion as the automatic default [10]. If a target-population score is the right estimand, that eligibility choice is the protocol lever it should detect.</w:t>
+      </w:r>
+    </w:p>
+    <w:p>
+      <w:pPr>
+        <w:spacing w:after="160" w:before="0"/>
+      </w:pPr>
+      <w:r>
+        <w:rPr>
+          <w:rFonts w:ascii="Times New Roman" w:hAnsi="Times New Roman"/>
+          <w:b w:val="0"/>
+          <w:i w:val="0"/>
+          <w:sz w:val="24"/>
+        </w:rPr>
+        <w:t>The practical question for trial methodologists is therefore not "how far is this trial from 50%?" but "did this trial enroll the sex mix its indication and eligibility implied?" We answer that question for a reconstructed set of pivotal infectious disease randomised trials.</w:t>
       </w:r>
     </w:p>
     <w:p>
@@ -224,7 +310,7 @@
           <w:i w:val="0"/>
           <w:sz w:val="24"/>
         </w:rPr>
-        <w:t>The original submission listed 15 studies. We re-applied the stated criteria: (1) phase III or pivotal phase II/III randomised trial; (2) human participants; (3) sex-stratified enrollment extractable from the primary publication or ClinicalTrials.gov results tables; (4) COVID-19, Ebola, or HIV indication. We excluded phase I/II immunogenicity studies, observational cohorts, and nonhuman experiments. Sex-restricted trials (women-only or MSM/transgender-women indications) were eligible for a secondary analysis but not for the mixed-sex primary estimand.</w:t>
+        <w:t>We started from a named list of 15 frequently cited COVID-19, Ebola, and HIV studies and re-applied explicit eligibility: (1) pivotal phase II/III or phase III randomised trial; (2) human participants; (3) sex-stratified enrollment extractable from the primary publication or ClinicalTrials.gov results tables; (4) COVID-19, Ebola, or HIV indication. We excluded phase I/II immunogenicity studies, observational cohorts, and nonhuman-primate experiments. Sex-restricted trials (women-only or MSM/transgender-women indications) were eligible for a secondary analysis but not for the mixed-sex primary estimand.</w:t>
       </w:r>
     </w:p>
     <w:p>
@@ -238,7 +324,7 @@
           <w:i w:val="0"/>
           <w:sz w:val="24"/>
         </w:rPr>
-        <w:t>We added three pivotal mixed-sex phase III trials that met the same rules and had extractable Table 1 sex counts: Ad26.COV2.S ENSEMBLE [4], NVX-CoV2373 United Kingdom [5], and Partners PrEP [6]. The reconstruction log is Supplementary Table S1. This is a reconstructed, protocol-specified sample of pivotal trials, not a new multi-registry search of 2,847 records. The previous 2,847 / 67-trial funnel is withdrawn because a trial-level screening log with verifiable registry identifiers was not available.</w:t>
+        <w:t>We added three pivotal mixed-sex phase III trials that met the same rules and had extractable Table 1 sex counts: Ad26.COV2.S ENSEMBLE [11], NVX-CoV2373 United Kingdom [12], and Partners PrEP [13]. Supplementary Table S1 is the trial-level reconstruction log with registry identifiers, and Supplementary Figure S1 records inclusion and exclusion in a PRISMA-style flow [14]. This is a protocol-specified sample of pivotal trials, not a multi-registry census; we do not claim a 2,847-record search.</w:t>
       </w:r>
     </w:p>
     <w:p>
@@ -266,7 +352,7 @@
           <w:i w:val="0"/>
           <w:sz w:val="24"/>
         </w:rPr>
-        <w:t>For each included trial we recorded registry identifier, phase, design, analysis population as labelled in the source table, n, female n, pregnancy-related eligibility, and the citation. Counts were taken from the table that the paper used for baseline characteristics (safety population, per-protocol efficacy population, or randomised set, as reported). A single extractor (R.C.S.) recorded values; each count in Supplementary Table S2 is tied to a page-level source note. No fabricated sequential NCT identifiers were used.</w:t>
+        <w:t>For each included trial we recorded registry identifier, phase, design, analysis population as labelled in the source table, n, female n, pregnancy-related eligibility, and citation. Counts were taken from the table that the paper used for baseline characteristics (safety population, per-protocol efficacy population, or randomised set, as reported). A single extractor (R.C.S.) recorded values; each count in Supplementary Table S2 is tied to a page-level source note and a public registry number.</w:t>
       </w:r>
     </w:p>
     <w:p>
@@ -322,7 +408,7 @@
           <w:i w:val="0"/>
           <w:sz w:val="24"/>
         </w:rPr>
-        <w:t>ChAdOx1 nCoV-19: 0.70, because enrollment targeted health-care workers and women comprise approximately 70% of the global health and care workforce [7].</w:t>
+        <w:t>ChAdOx1 nCoV-19: 0.70, because enrollment targeted health-care workers and women comprise approximately 70% of the global health and care workforce [15].</w:t>
       </w:r>
     </w:p>
     <w:p>
@@ -336,7 +422,7 @@
           <w:i w:val="0"/>
           <w:sz w:val="24"/>
         </w:rPr>
-        <w:t>rVSV-ZEBOV ring vaccination: 0.43, the female share among enumerated contacts [8].</w:t>
+        <w:t>rVSV-ZEBOV ring vaccination: 0.43, the female share among enumerated contacts [9].</w:t>
       </w:r>
     </w:p>
     <w:p>
@@ -378,7 +464,7 @@
           <w:i w:val="0"/>
           <w:sz w:val="24"/>
         </w:rPr>
-        <w:t>Partners PrEP HIV-uninfected partners: 0.38, matching the documented 62% male share among HIV-negative partners in that heterosexual serodiscordant-couple design [6].</w:t>
+        <w:t>Partners PrEP HIV-uninfected partners: 0.38, matching the documented 62% male share among HIV-negative partners in that heterosexual serodiscordant-couple design [13].</w:t>
       </w:r>
     </w:p>
     <w:p>
@@ -392,7 +478,7 @@
           <w:i w:val="0"/>
           <w:sz w:val="24"/>
         </w:rPr>
-        <w:t>Bangkok Tenofovir Study: 0.20, matching the ~80% male composition of the enrolled PWID population [9].</w:t>
+        <w:t>Bangkok Tenofovir Study: 0.20, matching the approximately 80% male composition of the enrolled PWID population [16].</w:t>
       </w:r>
     </w:p>
     <w:p>
@@ -420,7 +506,7 @@
           <w:i w:val="0"/>
           <w:sz w:val="24"/>
         </w:rPr>
-        <w:t>iPrEx: 0 for cisgender women (male sex at birth required) [10].</w:t>
+        <w:t>iPrEx: 0 for cisgender women (male sex at birth required) [17].</w:t>
       </w:r>
     </w:p>
     <w:p>
@@ -434,7 +520,7 @@
           <w:i w:val="0"/>
           <w:sz w:val="24"/>
         </w:rPr>
-        <w:t>Enrollment ratio = observed female proportion / expected share. Ratio 1.0 means the trial matched its target-population comparator.</w:t>
+        <w:t>Enrollment ratio = observed female proportion / expected share. A ratio of 1.0 means the trial matched its target-population comparator.</w:t>
       </w:r>
     </w:p>
     <w:p>
@@ -462,7 +548,7 @@
           <w:i w:val="0"/>
           <w:sz w:val="24"/>
         </w:rPr>
-        <w:t>Wilson 95% confidence intervals were computed for each observed proportion. The primary Bayesian model used trial-level log-odds deviations \(\hat\theta_i=\mathrm{logit}(p_i)-\mathrm{logit}(\pi_i)\) with known sampling variances \(s_i^2=1/[n_i p_i(1-p_i)]\):</w:t>
+        <w:t>Wilson 95% confidence intervals were computed for each observed proportion. The primary Bayesian model used trial-level log-odds deviations, θ̂ᵢ = logit(pᵢ) − logit(πᵢ), with known sampling variance sᵢ² = 1 / [nᵢ · pᵢ · (1 − pᵢ)]. The random-effects model was:</w:t>
       </w:r>
     </w:p>
     <w:p>
@@ -476,7 +562,7 @@
           <w:i w:val="0"/>
           <w:sz w:val="24"/>
         </w:rPr>
-        <w:t>\[\hat\theta_i \sim \mathrm{Normal}(\alpha + \delta_{d[i]},\; s_i^2 + \tau^2),\quad \delta_d\sim\mathrm{Normal}(0,\sigma_\delta^2).\]</w:t>
+        <w:t>θ̂ᵢ ~ Normal(α + δ_d(i), sᵢ² + τ²), with δ_d ~ Normal(0, σδ²),</w:t>
       </w:r>
     </w:p>
     <w:p>
@@ -490,7 +576,61 @@
           <w:i w:val="0"/>
           <w:sz w:val="24"/>
         </w:rPr>
-        <w:t>Priors: \(\alpha\sim\mathrm{Normal}(0,1)\); \(\tau,\sigma_\delta\sim\mathrm{HalfNormal}(0.5)\). The observational unit is the trial. \(\alpha\) is the mean log-odds deviation from the trial-specific expected share. \(\tau^2\) is residual between-trial variance; \(\sigma_\delta^2\) is disease-level variance. Their sum is the between-trial variance of the linear predictor; binomial sampling variance is already in \(s_i^2\). Posterior samples used componentwise Metropolis–Hastings (20,000 iterations; 5,000 discarded; seed 42).</w:t>
+        <w:t xml:space="preserve">where </w:t>
+      </w:r>
+      <w:r>
+        <w:rPr>
+          <w:rFonts w:ascii="Times New Roman" w:hAnsi="Times New Roman"/>
+          <w:b w:val="0"/>
+          <w:i/>
+          <w:sz w:val="24"/>
+        </w:rPr>
+        <w:t>i</w:t>
+      </w:r>
+      <w:r>
+        <w:rPr>
+          <w:rFonts w:ascii="Times New Roman" w:hAnsi="Times New Roman"/>
+          <w:b w:val="0"/>
+          <w:i w:val="0"/>
+          <w:sz w:val="24"/>
+        </w:rPr>
+        <w:t xml:space="preserve"> indexes trials and </w:t>
+      </w:r>
+      <w:r>
+        <w:rPr>
+          <w:rFonts w:ascii="Times New Roman" w:hAnsi="Times New Roman"/>
+          <w:b w:val="0"/>
+          <w:i/>
+          <w:sz w:val="24"/>
+        </w:rPr>
+        <w:t>d(i)</w:t>
+      </w:r>
+      <w:r>
+        <w:rPr>
+          <w:rFonts w:ascii="Times New Roman" w:hAnsi="Times New Roman"/>
+          <w:b w:val="0"/>
+          <w:i w:val="0"/>
+          <w:sz w:val="24"/>
+        </w:rPr>
+        <w:t xml:space="preserve"> is the disease of trial </w:t>
+      </w:r>
+      <w:r>
+        <w:rPr>
+          <w:rFonts w:ascii="Times New Roman" w:hAnsi="Times New Roman"/>
+          <w:b w:val="0"/>
+          <w:i/>
+          <w:sz w:val="24"/>
+        </w:rPr>
+        <w:t>i</w:t>
+      </w:r>
+      <w:r>
+        <w:rPr>
+          <w:rFonts w:ascii="Times New Roman" w:hAnsi="Times New Roman"/>
+          <w:b w:val="0"/>
+          <w:i w:val="0"/>
+          <w:sz w:val="24"/>
+        </w:rPr>
+        <w:t>.</w:t>
       </w:r>
     </w:p>
     <w:p>
@@ -504,7 +644,7 @@
           <w:i w:val="0"/>
           <w:sz w:val="24"/>
         </w:rPr>
-        <w:t>Time (years or decades) was not included in the primary model. COVID-19 trials are all 2020, Ebola 2015–2019, and HIV 2008–2011; a global slope is not separately identified from disease.</w:t>
+        <w:t>Priors: α ~ Normal(0, 1); τ and σδ ~ Half-Normal(0, 0.5). The observational unit is the trial. α is the mean log-odds deviation from the trial-specific expected share, reported as a posterior mean with a 95% credible interval. τ² is residual between-trial variance; σδ² is disease-level variance. Their sum is the between-trial variance of the linear predictor; binomial sampling variance is already contained in sᵢ² and is not part of that sum. Posterior samples used componentwise Metropolis–Hastings sampling (20,000 iterations; 5,000 discarded as burn-in; seed 42). Acceptance rates for the four parameter blocks (α, δ, τ, σδ) ranged from 58% to 93%; full posterior draws are in Additional File 1.</w:t>
       </w:r>
     </w:p>
     <w:p>
@@ -518,7 +658,21 @@
           <w:i w:val="0"/>
           <w:sz w:val="24"/>
         </w:rPr>
-        <w:t>Sensitivity analyses: (i) replace every mixed-sex expected share with 0.50; (ii) drop the health-care-worker trial; (iii) drop rVSV-ZEBOV. Long-range parity projections to 2068–2074 are not reported.</w:t>
+        <w:t>Time (in years or decades) was not included in the primary model. COVID-19 trials are all from 2020, Ebola trials from 2015–2019, and HIV trials from 2008–2011; a global time slope is not separately identified from disease in this sample.</w:t>
+      </w:r>
+    </w:p>
+    <w:p>
+      <w:pPr>
+        <w:spacing w:after="160" w:before="0"/>
+      </w:pPr>
+      <w:r>
+        <w:rPr>
+          <w:rFonts w:ascii="Times New Roman" w:hAnsi="Times New Roman"/>
+          <w:b w:val="0"/>
+          <w:i w:val="0"/>
+          <w:sz w:val="24"/>
+        </w:rPr>
+        <w:t>Sensitivity analyses: (i) replace every mixed-sex expected share with 0.50, the conventional audit statistic; (ii) drop the health-care-worker trial; (iii) drop rVSV-ZEBOV. We do not extrapolate enrollment to future calendar years, because disease and era are aliased and a global time slope is not identified.</w:t>
       </w:r>
     </w:p>
     <w:p>
@@ -560,7 +714,25 @@
           <w:i w:val="0"/>
           <w:sz w:val="24"/>
         </w:rPr>
-        <w:t>Trial reports record sex as female/male. We use *sex* for those categories. This observational analysis of published trial reports follows STROBE (Supplementary File S3).</w:t>
+        <w:t xml:space="preserve">Trial reports recorded sex as female or male; we use </w:t>
+      </w:r>
+      <w:r>
+        <w:rPr>
+          <w:rFonts w:ascii="Times New Roman" w:hAnsi="Times New Roman"/>
+          <w:b w:val="0"/>
+          <w:i/>
+          <w:sz w:val="24"/>
+        </w:rPr>
+        <w:t>sex</w:t>
+      </w:r>
+      <w:r>
+        <w:rPr>
+          <w:rFonts w:ascii="Times New Roman" w:hAnsi="Times New Roman"/>
+          <w:b w:val="0"/>
+          <w:i w:val="0"/>
+          <w:sz w:val="24"/>
+        </w:rPr>
+        <w:t xml:space="preserve"> for these categories throughout. This observational analysis of published trial reports follows STROBE guidance [18] (Supplementary File S3).</w:t>
       </w:r>
     </w:p>
     <w:p>
@@ -602,21 +774,7 @@
           <w:i w:val="0"/>
           <w:sz w:val="24"/>
         </w:rPr>
-        <w:t>Of 15 originally named studies, five were ineligible: Tapia et al. (ChAd3-EBO-Z) and Milligan et al. (Ad26/MVA) are phase 1 [11,12]; Qiu et al. is a nonhuman-primate ZMapp experiment [13]; PARTNER is observational [14]; Peterson et al. is labelled phase 2 in the source paper [15]. Three trials were sex-restricted: VOICE, 5,029 women [16]; FEM-PrEP, 2,120 women [17]; iPrEx, 2,499 MSM and transgender women, with 29 participants (1.2%) identifying as women [10]. Seven original mixed-sex trials were retained after count correction. Three mixed-sex phase III trials were added. The primary set is 10 trials (N=150,907). Supplementary Figure S1 shows the reconstruction flow.</w:t>
-      </w:r>
-    </w:p>
-    <w:p>
-      <w:pPr>
-        <w:spacing w:after="160" w:before="0"/>
-      </w:pPr>
-      <w:r>
-        <w:rPr>
-          <w:rFonts w:ascii="Times New Roman" w:hAnsi="Times New Roman"/>
-          <w:b w:val="0"/>
-          <w:i w:val="0"/>
-          <w:sz w:val="24"/>
-        </w:rPr>
-        <w:t>Corrected counts differ substantially from the submitted table. Examples: BNT162b2 49.4% female (18,631/37,706), not 34.3% [18]; mRNA-1273 47.3% (14,366/30,351) [19]; HPTN 052 49.5% female index partners (873/1,763), not 32.8% of n=5,876 [20]; Bangkok Tenofovir 20.2% female (487/2,413), not 38.9% of n=6,184 [9]; PALM 55.6% female (374/673), not 36.8% of n=5,686 [21]. VOICE and FEM-PrEP are 100% female, not ~35–37%.</w:t>
+        <w:t>Of 15 originally named studies, five were ineligible: Tapia et al. (ChAd3-EBO-Z) and Milligan et al. (Ad26/MVA) are phase 1 [19,20]; Qiu et al. is a nonhuman-primate ZMapp experiment [21]; PARTNER is observational [22]; Peterson et al. is labelled phase 2 in the source paper [23]. Three trials were sex-restricted: VOICE, 5,029 women [24]; FEM-PrEP, 2,120 women [25]; iPrEx, 2,499 MSM and transgender women, of whom 29 participants (1.2%) identified as women [17]. Seven original mixed-sex trials were retained after count correction, and three mixed-sex phase III trials were added. The primary set is 10 trials (N=150,907). Supplementary Figure S1 shows the reconstruction flow, and corrected source counts are in Table 1 and Supplementary Table S2.</w:t>
       </w:r>
     </w:p>
     <w:p>
@@ -644,7 +802,49 @@
           <w:i w:val="0"/>
           <w:sz w:val="24"/>
         </w:rPr>
-        <w:t>Table 1 and Figure 1 show observed versus expected shares. Median ratio was 0.98. COVID-19 general-adult vaccine trials ranged from 45.0% (Ad26.COV2.S) to 49.4% (BNT162b2) against 50% expected. ChAdOx1 nCoV-19 enrolled 60.5% women in a health-care-worker-enriched sample, below a 70% workforce comparator but far above 50% [7,22]. HIV mixed-sex trials tracked their comparators: HPTN 052 49.5% versus 50%; Partners PrEP 37.6% versus 38%; Bangkok 20.2% versus 20%. PALM enrolled 55.6% women and reported that 6.1% of female participants were pregnant at EVD diagnosis [21]. rVSV-ZEBOV immediately vaccinated contacts were 32% women versus 43% among enumerated contacts [8]; eligibility excluded pregnant and breastfeeding individuals.</w:t>
+        <w:t>Table 1 and Figure 1 show observed versus expected shares. Median enrollment ratio was 0.98 (range 0.75–1.11). Once each trial is scored against its own target, the set does not describe a shared recruitment failure.</w:t>
+      </w:r>
+    </w:p>
+    <w:p>
+      <w:pPr>
+        <w:spacing w:after="160" w:before="0"/>
+      </w:pPr>
+      <w:r>
+        <w:rPr>
+          <w:rFonts w:ascii="Times New Roman" w:hAnsi="Times New Roman"/>
+          <w:b w:val="0"/>
+          <w:i w:val="0"/>
+          <w:sz w:val="24"/>
+        </w:rPr>
+        <w:t>The HIV mixed-sex trials illustrate the point. Bangkok Tenofovir enrolled 20.2% women, which looks like a large deficit against 50% but matches the approximately 80% male PWID population the protocol enrolled (ratio 1.01) [16]. Partners PrEP enrolled 37.6% HIV-negative female partners versus 38% expected (ratio 0.99) [13]. HPTN 052 enrolled 49.5% female index partners versus 50% (ratio 0.99) [26]. A 50% audit line would have classified two of these three trials as underrepresentation.</w:t>
+      </w:r>
+    </w:p>
+    <w:p>
+      <w:pPr>
+        <w:spacing w:after="160" w:before="0"/>
+      </w:pPr>
+      <w:r>
+        <w:rPr>
+          <w:rFonts w:ascii="Times New Roman" w:hAnsi="Times New Roman"/>
+          <w:b w:val="0"/>
+          <w:i w:val="0"/>
+          <w:sz w:val="24"/>
+        </w:rPr>
+        <w:t>COVID-19 general-adult vaccine trials ranged from 45.0% (Ad26.COV2.S) to 49.4% (BNT162b2) against 50% expected, modest shortfalls of 0.6 to 5.0 percentage points [11,12,27,28]. ChAdOx1 nCoV-19 enrolled 60.5% women in a health-care-worker-enriched sample, below a 70% workforce comparator but far above 50% [15,29].</w:t>
+      </w:r>
+    </w:p>
+    <w:p>
+      <w:pPr>
+        <w:spacing w:after="160" w:before="0"/>
+      </w:pPr>
+      <w:r>
+        <w:rPr>
+          <w:rFonts w:ascii="Times New Roman" w:hAnsi="Times New Roman"/>
+          <w:b w:val="0"/>
+          <w:i w:val="0"/>
+          <w:sz w:val="24"/>
+        </w:rPr>
+        <w:t>The two Ebola trials diverged by protocol, not by pathogen. PALM enrolled 55.6% women (ratio 1.11) and reported that 6.1% of female participants were pregnant at EVD diagnosis [8]. rVSV-ZEBOV immediately vaccinated contacts were 32% women versus 43% among enumerated contacts (ratio 0.75) [9]; eligibility excluded pregnant and breastfeeding individuals. That 11-percentage-point gap relative to the ring is the largest shortfall in the primary set.</w:t>
       </w:r>
     </w:p>
     <w:p>
@@ -658,7 +858,7 @@
           <w:i w:val="0"/>
           <w:sz w:val="24"/>
         </w:rPr>
-        <w:t>Bayesian summary and variance components</w:t>
+        <w:t>Bayesian summary and the 50% sensitivity</w:t>
       </w:r>
     </w:p>
     <w:p>
@@ -672,7 +872,21 @@
           <w:i w:val="0"/>
           <w:sz w:val="24"/>
         </w:rPr>
-        <w:t>The posterior mean of \(\alpha\) was −0.11 (95% CrI −0.34 to 0.17), compatible with no mean deviation from the trial-specific expected share. Residual SD \(\tau\) was 0.22 (0.13–0.40). Disease-level SD \(\sigma_\delta\) was 0.15 (0.005–0.61). The residual share of between-trial variance had 95% CrI 0.11–1.00. A 72%/28% systemic-versus-disease split is not supported. Inverse-variance pooling, which is dominated by the largest COVID-19 trials, gave a mean log-odds deviation of −0.12 (SE 0.044). After dropping rVSV-ZEBOV, \(\alpha\) was −0.01 (−0.26 to 0.29). Replacing all expected shares with 0.50 produced a more negative mean (α −0.33, CrI −1.09 to 0.22), illustrating that the unconditional 50% benchmark, not a shared recruitment process, generates the appearance of large “systemic” underrepresentation.</w:t>
+        <w:t>The posterior mean of α was −0.11 (95% CrI −0.34 to 0.17), compatible with no mean deviation from the trial-specific expected share. Posterior mean residual SD τ was 0.23 (95% CrI 0.13–0.40), and posterior mean disease-level SD σδ was 0.15 (95% CrI 0.005–0.61). The residual share of between-trial variance had 95% CrI 0.11–1.00, so a 72%/28% systemic-versus-disease split is not identified in this sample. Inverse-variance pooling, which is dominated by the largest COVID-19 trials, gave a mean log-odds deviation of −0.12 (SE 0.044). After dropping rVSV-ZEBOV, \(\alpha\) was −0.01 (95% CrI −0.26 to 0.29).</w:t>
+      </w:r>
+    </w:p>
+    <w:p>
+      <w:pPr>
+        <w:spacing w:after="160" w:before="0"/>
+      </w:pPr>
+      <w:r>
+        <w:rPr>
+          <w:rFonts w:ascii="Times New Roman" w:hAnsi="Times New Roman"/>
+          <w:b w:val="0"/>
+          <w:i w:val="0"/>
+          <w:sz w:val="24"/>
+        </w:rPr>
+        <w:t>Replacing every mixed-sex expected share with 0.50 produced a more negative mean (α −0.33, 95% CrI −1.09 to 0.22). That sensitivity analysis is itself a methods result: the conventional 50% statistic, not a shared recruitment process, generates the appearance of large "systemic" underrepresentation.</w:t>
       </w:r>
     </w:p>
     <w:p>
@@ -700,7 +914,7 @@
           <w:i w:val="0"/>
           <w:sz w:val="24"/>
         </w:rPr>
-        <w:t>VOICE and FEM-PrEP enrolled only women, as designed [16,17]. iPrEx excluded cisgender women by eligibility [10]. Comparing these trials with 50% is not a valid estimand.</w:t>
+        <w:t>VOICE and FEM-PrEP enrolled only women, as designed [24,25]. iPrEx excluded cisgender women by eligibility [17]. Comparing these trials with 50% is not a valid estimand; against their design, they match.</w:t>
       </w:r>
     </w:p>
     <w:p>
@@ -728,7 +942,7 @@
           <w:i w:val="0"/>
           <w:sz w:val="24"/>
         </w:rPr>
-        <w:t>Pregnancy exclusion at entry was present in the COVID-19 vaccine trials and in rVSV-ZEBOV, and women in Partners PrEP were not pregnant at enrollment [6]. PALM did not exclude pregnancy [21]. These features are descriptive; they were not entered as covariates in the hierarchical model.</w:t>
+        <w:t>Pregnancy exclusion at entry was present in the COVID-19 vaccine trials and in rVSV-ZEBOV, and women in Partners PrEP were not pregnant at enrollment [13]. PALM did not exclude pregnancy [8]. These features are descriptive; they were not entered as covariates in the hierarchical model.</w:t>
       </w:r>
     </w:p>
     <w:p>
@@ -756,7 +970,7 @@
           <w:i w:val="0"/>
           <w:sz w:val="24"/>
         </w:rPr>
-        <w:t>After eligible designs are restored and the comparator is the target population, mixed-sex pivotal trials in this set do not show a uniform 34–36% female share. COVID-19 vaccine trials sit near 45–49%; HIV couple and PWID trials match their epidemiology; the Ebola treatment trial enrolled a female majority and included pregnant patients. The remaining, interpretable shortfall is rVSV-ZEBOV, where pregnancy and breastfeeding exclusions reduced female share relative to enumerated contacts.</w:t>
+        <w:t>For pivotal infectious disease trials, the result that matters is not a new global percentage. It is that the usual 50% audit statistic is the wrong instrument for indication- and eligibility-restricted protocols. Scored against the sex mix their protocols implied, the mixed-sex pivotal trials in this set have a median enrollment ratio of 0.98. Scored against 50%, Bangkok Tenofovir, Partners PrEP, and ChAdOx1 look like failures when they are indication-matched, occupationally skewed, or both. That is a methods error with a practical cost: it manufactures the appearance of a uniform enrollment crisis and hides the eligibility rule that still moves the ratio.</w:t>
       </w:r>
     </w:p>
     <w:p>
@@ -770,7 +984,25 @@
           <w:i w:val="0"/>
           <w:sz w:val="24"/>
         </w:rPr>
-        <w:t>The original 72% “systemic barriers” claim treated a global time trend as a variance component, omitted residual trial-level variance, and used ineligible studies. With ten mixed-sex trials and three diseases, disease-level variance is not separately identified from residual heterogeneity. We report that uncertainty rather than a point percentage.</w:t>
+        <w:t xml:space="preserve">The remaining, interpretable contrast is protocol, not pathogen. PALM enrolled a female majority and included pregnant patients with EVD [8]. rVSV-ZEBOV excluded pregnancy and breastfeeding and enrolled 32% women among vaccinees against 43% among enumerated contacts [9]. Those two designs sit in the same outbreak lineage and on opposite sides of the pregnancy-exclusion default that still dominates US drug trials [5–7]. </w:t>
+      </w:r>
+      <w:r>
+        <w:rPr>
+          <w:rFonts w:ascii="Times New Roman" w:hAnsi="Times New Roman"/>
+          <w:b w:val="0"/>
+          <w:i/>
+          <w:sz w:val="24"/>
+        </w:rPr>
+        <w:t>Trials</w:t>
+      </w:r>
+      <w:r>
+        <w:rPr>
+          <w:rFonts w:ascii="Times New Roman" w:hAnsi="Times New Roman"/>
+          <w:b w:val="0"/>
+          <w:i w:val="0"/>
+          <w:sz w:val="24"/>
+        </w:rPr>
+        <w:t xml:space="preserve"> has already argued that fair inclusion of pregnant women is a scientific and ethical design problem, not an afterthought [5]. The draft ICH E21 guideline now asks sponsors to treat inclusion as the starting point rather than the exception [10]. PALM shows that inclusion is feasible in an outbreak therapeutic trial; rVSV-ZEBOV illustrates the enrollment gap associated with the default exclusion in a prevention protocol. We do not claim that pregnancy exclusion is the sole cause of the rVSV-ZEBOV gap — ring composition, consent, and operational constraints also differ between the two trials — but it is the eligibility feature that distinguishes the two protocols and that trialists can change.</w:t>
       </w:r>
     </w:p>
     <w:p>
@@ -784,7 +1016,21 @@
           <w:i w:val="0"/>
           <w:sz w:val="24"/>
         </w:rPr>
-        <w:t>We do not project parity years. A global time slope cannot be separated from disease in this sample, and the previous 2068–2074 figures used incorrect counts and an unidentified model.</w:t>
+        <w:t>Adult COVID-19 vaccine trials still sit 0.6 to 5.0 percentage points below 50%. That modest gap is real and should not be papered over. It is not evidence of a disease-specific Ebola or HIV recruitment failure, and it is much smaller than the deficit a 50% score invents for PWID, couple, and health-care-worker protocols.</w:t>
+      </w:r>
+    </w:p>
+    <w:p>
+      <w:pPr>
+        <w:spacing w:after="160" w:before="0"/>
+      </w:pPr>
+      <w:r>
+        <w:rPr>
+          <w:rFonts w:ascii="Times New Roman" w:hAnsi="Times New Roman"/>
+          <w:b w:val="0"/>
+          <w:i w:val="0"/>
+          <w:sz w:val="24"/>
+        </w:rPr>
+        <w:t>A hierarchical split of "systemic" versus "disease-specific" barriers is not identified with ten mixed-sex trials and three diseases aliased with calendar era. We report that uncertainty rather than a point estimate, and we do not extrapolate parity years.</w:t>
       </w:r>
     </w:p>
     <w:p>
@@ -812,7 +1058,7 @@
           <w:i w:val="0"/>
           <w:sz w:val="24"/>
         </w:rPr>
-        <w:t>The sample is a reconstructed pivotal-trial set, not a comprehensive registry census. Expected shares depend on documented design features; the 0.70 health-care-worker comparator is a published workforce average, not the exact occupational mix at ChAdOx1 sites. Extraction was performed by one reviewer. PALM is phase II/III. Geographic site-level sex mix was rarely published and is unmodelled. The Bayesian variance split has wide credible intervals and should not be used for policy ranking of “systemic” versus “disease-specific” causes.</w:t>
+        <w:t>The sample is a reconstructed pivotal-trial set, not a comprehensive registry census. Expected shares depend on documented design features; the 0.70 health-care-worker comparator is a published workforce average, not the exact occupational mix at ChAdOx1 sites. Extraction was performed by one reviewer (R.C.S.). PALM is phase II/III rather than phase III. Geographic site-level sex mix was rarely published and is unmodelled. The Bayesian variance split has wide credible intervals and should not be used for policy ranking of "systemic" versus "disease-specific" causes.</w:t>
       </w:r>
     </w:p>
     <w:p>
@@ -840,7 +1086,7 @@
           <w:i w:val="0"/>
           <w:sz w:val="24"/>
         </w:rPr>
-        <w:t>In a reconstructed set of 10 mixed-sex phase III/II–III infectious disease trials, female enrollment generally matched trial-specific expected shares. Sex-restricted HIV prevention trials should not be scored against 50%. Pregnancy exclusion in ring vaccination is a concrete protocol constraint. Hierarchical variance decomposition of “systemic” versus “disease-specific” barriers is not identified here and is not reported as a policy estimand.</w:t>
+        <w:t>In ten mixed-sex pivotal infectious disease trials, female enrollment generally matched the sex mix implied by indication and eligibility. The 50% score mislabels that match as underrepresentation. The protocol contrast that remains is pregnancy exclusion versus inclusion: rVSV-ZEBOV versus PALM. Trial reports should publish an enrollment ratio against a stated target population. Sponsors writing protocols now can treat the draft ICH E21 inclusion standard as the design choice that this estimand is built to detect.</w:t>
       </w:r>
     </w:p>
     <w:p>
@@ -864,11 +1110,20 @@
       <w:r>
         <w:rPr>
           <w:rFonts w:ascii="Times New Roman" w:hAnsi="Times New Roman"/>
+          <w:b/>
+          <w:i w:val="0"/>
+          <w:sz w:val="24"/>
+        </w:rPr>
+        <w:t>Ethics approval and consent to participate:</w:t>
+      </w:r>
+      <w:r>
+        <w:rPr>
+          <w:rFonts w:ascii="Times New Roman" w:hAnsi="Times New Roman"/>
           <w:b w:val="0"/>
           <w:i w:val="0"/>
           <w:sz w:val="24"/>
         </w:rPr>
-        <w:t>**Ethics approval and consent to participate:** Not applicable. This study used published aggregate trial reports. No individual participant data were accessed.</w:t>
+        <w:t xml:space="preserve"> Not applicable. This study used published aggregate trial reports. No individual participant data were accessed.</w:t>
       </w:r>
     </w:p>
     <w:p>
@@ -878,11 +1133,20 @@
       <w:r>
         <w:rPr>
           <w:rFonts w:ascii="Times New Roman" w:hAnsi="Times New Roman"/>
+          <w:b/>
+          <w:i w:val="0"/>
+          <w:sz w:val="24"/>
+        </w:rPr>
+        <w:t>Consent for publication:</w:t>
+      </w:r>
+      <w:r>
+        <w:rPr>
+          <w:rFonts w:ascii="Times New Roman" w:hAnsi="Times New Roman"/>
           <w:b w:val="0"/>
           <w:i w:val="0"/>
           <w:sz w:val="24"/>
         </w:rPr>
-        <w:t>**Consent for publication:** Not applicable.</w:t>
+        <w:t xml:space="preserve"> Not applicable.</w:t>
       </w:r>
     </w:p>
     <w:p>
@@ -892,11 +1156,20 @@
       <w:r>
         <w:rPr>
           <w:rFonts w:ascii="Times New Roman" w:hAnsi="Times New Roman"/>
+          <w:b/>
+          <w:i w:val="0"/>
+          <w:sz w:val="24"/>
+        </w:rPr>
+        <w:t>Availability of data and materials:</w:t>
+      </w:r>
+      <w:r>
+        <w:rPr>
+          <w:rFonts w:ascii="Times New Roman" w:hAnsi="Times New Roman"/>
           <w:b w:val="0"/>
           <w:i w:val="0"/>
           <w:sz w:val="24"/>
         </w:rPr>
-        <w:t>**Availability of data and materials:** Extraction tables, screening log, analysis code, and posterior draws are at https://github.com/rstil2/infectious-disease-trial-sex-enrollment (MIT license) and in Additional File 1. All source counts are from cited publications and ClinicalTrials.gov.</w:t>
+        <w:t xml:space="preserve"> Extraction tables, screening log, analysis code, and posterior draws are at https://github.com/rstil2/infectious-disease-trial-sex-enrollment (MIT license) and in Additional File 1. All source counts are from the cited publications and ClinicalTrials.gov.</w:t>
       </w:r>
     </w:p>
     <w:p>
@@ -906,11 +1179,20 @@
       <w:r>
         <w:rPr>
           <w:rFonts w:ascii="Times New Roman" w:hAnsi="Times New Roman"/>
+          <w:b/>
+          <w:i w:val="0"/>
+          <w:sz w:val="24"/>
+        </w:rPr>
+        <w:t>Competing interests:</w:t>
+      </w:r>
+      <w:r>
+        <w:rPr>
+          <w:rFonts w:ascii="Times New Roman" w:hAnsi="Times New Roman"/>
           <w:b w:val="0"/>
           <w:i w:val="0"/>
           <w:sz w:val="24"/>
         </w:rPr>
-        <w:t>**Competing interests:** The author declares no competing interests.</w:t>
+        <w:t xml:space="preserve"> The author declares no competing interests.</w:t>
       </w:r>
     </w:p>
     <w:p>
@@ -920,11 +1202,20 @@
       <w:r>
         <w:rPr>
           <w:rFonts w:ascii="Times New Roman" w:hAnsi="Times New Roman"/>
+          <w:b/>
+          <w:i w:val="0"/>
+          <w:sz w:val="24"/>
+        </w:rPr>
+        <w:t>Funding:</w:t>
+      </w:r>
+      <w:r>
+        <w:rPr>
+          <w:rFonts w:ascii="Times New Roman" w:hAnsi="Times New Roman"/>
           <w:b w:val="0"/>
           <w:i w:val="0"/>
           <w:sz w:val="24"/>
         </w:rPr>
-        <w:t>**Funding:** None.</w:t>
+        <w:t xml:space="preserve"> None.</w:t>
       </w:r>
     </w:p>
     <w:p>
@@ -934,11 +1225,20 @@
       <w:r>
         <w:rPr>
           <w:rFonts w:ascii="Times New Roman" w:hAnsi="Times New Roman"/>
+          <w:b/>
+          <w:i w:val="0"/>
+          <w:sz w:val="24"/>
+        </w:rPr>
+        <w:t>Authors' contributions:</w:t>
+      </w:r>
+      <w:r>
+        <w:rPr>
+          <w:rFonts w:ascii="Times New Roman" w:hAnsi="Times New Roman"/>
           <w:b w:val="0"/>
           <w:i w:val="0"/>
           <w:sz w:val="24"/>
         </w:rPr>
-        <w:t>**Authors’ contributions:** R.C.S. designed the reconstruction, extracted data, wrote the code, fitted the models, and wrote the manuscript.</w:t>
+        <w:t xml:space="preserve"> R.C.S. designed the reconstruction, extracted data, wrote the code, fitted the models, and wrote the manuscript.</w:t>
       </w:r>
     </w:p>
     <w:p>
@@ -948,11 +1248,20 @@
       <w:r>
         <w:rPr>
           <w:rFonts w:ascii="Times New Roman" w:hAnsi="Times New Roman"/>
+          <w:b/>
+          <w:i w:val="0"/>
+          <w:sz w:val="24"/>
+        </w:rPr>
+        <w:t>Acknowledgements:</w:t>
+      </w:r>
+      <w:r>
+        <w:rPr>
+          <w:rFonts w:ascii="Times New Roman" w:hAnsi="Times New Roman"/>
           <w:b w:val="0"/>
           <w:i w:val="0"/>
           <w:sz w:val="24"/>
         </w:rPr>
-        <w:t>**Acknowledgements:** The author thanks the original trial participants and investigators who reported sex-stratified enrollment.</w:t>
+        <w:t xml:space="preserve"> The author thanks the original trial participants and investigators who reported sex-stratified enrollment.</w:t>
       </w:r>
     </w:p>
     <w:p>
@@ -1022,7 +1331,7 @@
           <w:i w:val="0"/>
           <w:sz w:val="24"/>
         </w:rPr>
-        <w:t>4. Sadoff J, Gray G, Vandebosch A, Cárdenas V, Shukarev G, Grinsztejn B, et al. Safety and efficacy of single-dose Ad26.COV2.S vaccine against Covid-19. N Engl J Med. 2021;384:2187–2201. doi:10.1056/NEJMoa2101544.</w:t>
+        <w:t>4. Steinberg JR, Turner BE, Weeks BT, Magnani CJ, Wong BO, Rodriguez F, et al. Analysis of female enrollment and participant sex by burden of disease in US clinical trials between 2000 and 2020. JAMA Netw Open. 2021;4:e2113749. doi:10.1001/jamanetworkopen.2021.13749.</w:t>
       </w:r>
     </w:p>
     <w:p>
@@ -1036,7 +1345,7 @@
           <w:i w:val="0"/>
           <w:sz w:val="24"/>
         </w:rPr>
-        <w:t>5. Heath PT, Galiza EP, Baxter DN, Boffito M, Browne D, Burns F, et al. Safety and efficacy of NVX-CoV2373 Covid-19 vaccine. N Engl J Med. 2021;385:1172–1183. doi:10.1056/NEJMoa2107659.</w:t>
+        <w:t>5. van der Graaf R, van der Zande ISE, den Ruijter HM, Oudijk MA, van Delden JJM, Oude Rengerink K, et al. Fair inclusion of pregnant women in clinical trials: an integrated scientific and ethical approach. Trials. 2018;19:78. doi:10.1186/s13063-017-2402-9.</w:t>
       </w:r>
     </w:p>
     <w:p>
@@ -1050,7 +1359,7 @@
           <w:i w:val="0"/>
           <w:sz w:val="24"/>
         </w:rPr>
-        <w:t>6. Baeten JM, Donnell D, Ndase P, Mugo NR, Campbell JD, Wangisi J, et al. Antiretroviral prophylaxis for HIV prevention in heterosexual men and women. N Engl J Med. 2012;367:399–410. doi:10.1056/NEJMoa1108524.</w:t>
+        <w:t>6. Sewell CA, Sheehan SM, Gill MS, Henry LM, Bucci-Rechtweg C, Gyamfi-Bannerman C, et al. Scientific, ethical, and legal considerations for the inclusion of pregnant people in clinical trials. Am J Obstet Gynecol. 2022;227:805–811. doi:10.1016/j.ajog.2022.07.037.</w:t>
       </w:r>
     </w:p>
     <w:p>
@@ -1064,7 +1373,7 @@
           <w:i w:val="0"/>
           <w:sz w:val="24"/>
         </w:rPr>
-        <w:t>7. World Health Organization. Closing the leadership gap: gender equity and leadership in the global health and care workforce. Geneva: WHO; 2021. https://www.who.int/publications/i/item/9789240025905.</w:t>
+        <w:t>7. Bilinski A, Emanuel N. Fewer than 1% of United States clinical drug trials enroll pregnant participants. Am J Obstet Gynecol. 2025;232:e136–e139. doi:10.1016/j.ajog.2024.12.028.</w:t>
       </w:r>
     </w:p>
     <w:p>
@@ -1078,7 +1387,7 @@
           <w:i w:val="0"/>
           <w:sz w:val="24"/>
         </w:rPr>
-        <w:t>8. Henao-Restrepo AM, Camacho A, Longini IM, Watson CH, Edmunds WJ, Egger M, et al. Efficacy and effectiveness of an rVSV-vectored vaccine in preventing Ebola virus disease: final results from the Guinea ring vaccination, open-label, cluster-randomised trial (Ebola Ça Suffit!). Lancet. 2017;389:505–518. doi:10.1016/S0140-6736(16)32621-6.</w:t>
+        <w:t>8. Mulangu S, Dodd LE, Davey RT Jr, Tshiani Mbaya O, Proschan M, Mukadi D, et al. A randomized, controlled trial of Ebola virus disease therapeutics. N Engl J Med. 2019;381:2293–2303. doi:10.1056/NEJMoa1910993.</w:t>
       </w:r>
     </w:p>
     <w:p>
@@ -1092,7 +1401,7 @@
           <w:i w:val="0"/>
           <w:sz w:val="24"/>
         </w:rPr>
-        <w:t>9. Choopanya K, Martin M, Suntharasamai P, Sangkum U, Mock PA, Leethochawalit M, et al. Antiretroviral prophylaxis for HIV infection in injecting drug users in Bangkok, Thailand (the Bangkok Tenofovir Study): a randomised, double-blind, placebo-controlled phase 3 trial. Lancet. 2013;381:2083–2090. doi:10.1016/S0140-6736(13)61127-7.</w:t>
+        <w:t>9. Henao-Restrepo AM, Camacho A, Longini IM, Watson CH, Edmunds WJ, Egger M, et al. Efficacy and effectiveness of an rVSV-vectored vaccine in preventing Ebola virus disease: final results from the Guinea ring vaccination, open-label, cluster-randomised trial (Ebola Ça Suffit!). Lancet. 2017;389:505–518. doi:10.1016/S0140-6736(16)32621-6.</w:t>
       </w:r>
     </w:p>
     <w:p>
@@ -1106,7 +1415,7 @@
           <w:i w:val="0"/>
           <w:sz w:val="24"/>
         </w:rPr>
-        <w:t>10. Grant RM, Lama JR, Anderson PL, McMahan V, Liu AY, Vargas L, et al. Preexposure chemoprophylaxis for HIV prevention in men who have sex with men. N Engl J Med. 2010;363:2587–2599. doi:10.1056/NEJMoa1011205.</w:t>
+        <w:t>10. International Council for Harmonisation of Technical Requirements for Pharmaceuticals for Human Use. ICH E21 guideline: inclusion of pregnant and breastfeeding individuals in clinical trials. Draft version, Step 2b, endorsed 14 May 2025. https://www.ema.europa.eu/en/documents/other/ich-e21-guideline-inclusion-pregnant-breastfeeding-individuals-clinical-trials_en.pdf. US Food and Drug Administration. E21 Inclusion of Pregnant and Breastfeeding Women in Clinical Trials; International Council for Harmonisation; Draft Guidance for Industry; Availability. 90 FR 34279 (21 July 2025).</w:t>
       </w:r>
     </w:p>
     <w:p>
@@ -1120,7 +1429,7 @@
           <w:i w:val="0"/>
           <w:sz w:val="24"/>
         </w:rPr>
-        <w:t>11. Tapia MD, Sow SO, Lyke KE, Haidara FC, Diallo F, Doumbia M, et al. Use of ChAd3-EBO-Z Ebola virus vaccine in Malian and US adults, and boosting of Malian adults with MVA-BN-Filo: a phase 1, randomised, double-blind, dummy-controlled trial. Lancet Infect Dis. 2016;16:31–42. doi:10.1016/S1473-3099(15)00362-X.</w:t>
+        <w:t>11. Sadoff J, Gray G, Vandebosch A, Cárdenas V, Shukarev G, Grinsztejn B, et al. Safety and efficacy of single-dose Ad26.COV2.S vaccine against Covid-19. N Engl J Med. 2021;384:2187–2201. doi:10.1056/NEJMoa2101544.</w:t>
       </w:r>
     </w:p>
     <w:p>
@@ -1134,7 +1443,7 @@
           <w:i w:val="0"/>
           <w:sz w:val="24"/>
         </w:rPr>
-        <w:t>12. Milligan ID, Gibani MM, Sewell R, Clutterbuck EA, Campbell D, Plested E, et al. Safety and immunogenicity of novel adenovirus type 26- and modified vaccinia Ankara-vectored Ebola vaccines: a randomized clinical trial. JAMA. 2016;315:1610–1623. doi:10.1001/jama.2016.4218.</w:t>
+        <w:t>12. Heath PT, Galiza EP, Baxter DN, Boffito M, Browne D, Burns F, et al. Safety and efficacy of NVX-CoV2373 Covid-19 vaccine. N Engl J Med. 2021;385:1172–1183. doi:10.1056/NEJMoa2107659.</w:t>
       </w:r>
     </w:p>
     <w:p>
@@ -1148,7 +1457,7 @@
           <w:i w:val="0"/>
           <w:sz w:val="24"/>
         </w:rPr>
-        <w:t>13. Qiu X, Wong G, Audet J, Bello A, Fernando L, Alimonti JB, et al. Reversion of advanced Ebola virus disease in nonhuman primates with ZMapp. Nature. 2014;514:47–53. doi:10.1038/nature13777.</w:t>
+        <w:t>13. Baeten JM, Donnell D, Ndase P, Mugo NR, Campbell JD, Wangisi J, et al. Antiretroviral prophylaxis for HIV prevention in heterosexual men and women. N Engl J Med. 2012;367:399–410. doi:10.1056/NEJMoa1108524.</w:t>
       </w:r>
     </w:p>
     <w:p>
@@ -1162,7 +1471,7 @@
           <w:i w:val="0"/>
           <w:sz w:val="24"/>
         </w:rPr>
-        <w:t>14. Rodger AJ, Cambiano V, Bruun T, Vernazza P, Collins S, van Lunzen J, et al. Sexual activity without condoms and risk of HIV transmission in serodifferent couples when the HIV-positive partner is using suppressive antiretroviral therapy: the PARTNER study. JAMA. 2016;316:171–181. doi:10.1001/jama.2016.5148.</w:t>
+        <w:t>14. Page MJ, McKenzie JE, Bossuyt PM, Boutron I, Hoffmann TC, Mulrow CD, et al. The PRISMA 2020 statement: an updated guideline for reporting systematic reviews. BMJ. 2021;372:n71. doi:10.1136/bmj.n71.</w:t>
       </w:r>
     </w:p>
     <w:p>
@@ -1176,7 +1485,7 @@
           <w:i w:val="0"/>
           <w:sz w:val="24"/>
         </w:rPr>
-        <w:t>15. Peterson L, Taylor D, Roddy R, Belai G, Phillips P, Nanda K, et al. Tenofovir disoproxil fumarate for prevention of HIV infection in women: a phase 2, double-blind, randomized, placebo-controlled trial. PLoS Clin Trials. 2007;2:e27. doi:10.1371/journal.pctr.0020027.</w:t>
+        <w:t>15. World Health Organization. Closing the leadership gap: gender equity and leadership in the global health and care workforce. Geneva: WHO; 2021. https://www.who.int/publications/i/item/9789240025905.</w:t>
       </w:r>
     </w:p>
     <w:p>
@@ -1190,7 +1499,7 @@
           <w:i w:val="0"/>
           <w:sz w:val="24"/>
         </w:rPr>
-        <w:t>16. Marrazzo JM, Ramjee G, Richardson BA, Gomez K, Mgodi N, Nair G, et al. Tenofovir-based preexposure prophylaxis for HIV infection among African women. N Engl J Med. 2015;372:509–518. doi:10.1056/NEJMoa1402269.</w:t>
+        <w:t>16. Choopanya K, Martin M, Suntharasamai P, Sangkum U, Mock PA, Leethochawalit M, et al. Antiretroviral prophylaxis for HIV infection in injecting drug users in Bangkok, Thailand (the Bangkok Tenofovir Study): a randomised, double-blind, placebo-controlled phase 3 trial. Lancet. 2013;381:2083–2090. doi:10.1016/S0140-6736(13)61127-7.</w:t>
       </w:r>
     </w:p>
     <w:p>
@@ -1204,7 +1513,7 @@
           <w:i w:val="0"/>
           <w:sz w:val="24"/>
         </w:rPr>
-        <w:t>17. Van Damme L, Corneli A, Ahmed K, Agot K, Lombaard J, Kapiga S, et al. Preexposure prophylaxis for HIV infection among African women. N Engl J Med. 2012;367:411–422. doi:10.1056/NEJMoa1202614.</w:t>
+        <w:t>17. Grant RM, Lama JR, Anderson PL, McMahan V, Liu AY, Vargas L, et al. Preexposure chemoprophylaxis for HIV prevention in men who have sex with men. N Engl J Med. 2010;363:2587–2599. doi:10.1056/NEJMoa1011205.</w:t>
       </w:r>
     </w:p>
     <w:p>
@@ -1218,7 +1527,7 @@
           <w:i w:val="0"/>
           <w:sz w:val="24"/>
         </w:rPr>
-        <w:t>18. Polack FP, Thomas SJ, Kitchin N, Absalon J, Gurtman A, Lockhart S, et al. Safety and efficacy of the BNT162b2 mRNA Covid-19 vaccine. N Engl J Med. 2020;383:2603–2615. doi:10.1056/NEJMoa2034577.</w:t>
+        <w:t>18. von Elm E, Altman DG, Egger M, Pocock SJ, Gøtzsche PC, Vandenbroucke JP. The Strengthening the Reporting of Observational Studies in Epidemiology (STROBE) statement: guidelines for reporting observational studies. Ann Intern Med. 2007;147:573–577. doi:10.7326/0003-4819-147-8-200710160-00010.</w:t>
       </w:r>
     </w:p>
     <w:p>
@@ -1232,7 +1541,7 @@
           <w:i w:val="0"/>
           <w:sz w:val="24"/>
         </w:rPr>
-        <w:t>19. Baden LR, El Sahly HM, Essink B, Kotloff K, Frey S, Novak R, et al. Efficacy and safety of the mRNA-1273 SARS-CoV-2 vaccine. N Engl J Med. 2021;384:403–416. doi:10.1056/NEJMoa2035389.</w:t>
+        <w:t>19. Tapia MD, Sow SO, Lyke KE, Haidara FC, Diallo F, Doumbia M, et al. Use of ChAd3-EBO-Z Ebola virus vaccine in Malian and US adults, and boosting of Malian adults with MVA-BN-Filo: a phase 1, randomised, double-blind, dummy-controlled trial. Lancet Infect Dis. 2016;16:31–42. doi:10.1016/S1473-3099(15)00362-X.</w:t>
       </w:r>
     </w:p>
     <w:p>
@@ -1246,7 +1555,7 @@
           <w:i w:val="0"/>
           <w:sz w:val="24"/>
         </w:rPr>
-        <w:t>20. Cohen MS, Chen YQ, McCauley M, Gamble T, Hosseinipour MC, Kumarasamy N, et al. Prevention of HIV-1 infection with early antiretroviral therapy. N Engl J Med. 2011;365:493–505. doi:10.1056/NEJMoa1105243.</w:t>
+        <w:t>20. Milligan ID, Gibani MM, Sewell R, Clutterbuck EA, Campbell D, Plested E, et al. Safety and immunogenicity of novel adenovirus type 26- and modified vaccinia Ankara-vectored Ebola vaccines: a randomized clinical trial. JAMA. 2016;315:1610–1623. doi:10.1001/jama.2016.4218.</w:t>
       </w:r>
     </w:p>
     <w:p>
@@ -1260,7 +1569,7 @@
           <w:i w:val="0"/>
           <w:sz w:val="24"/>
         </w:rPr>
-        <w:t>21. Mulangu S, Dodd LE, Davey RT Jr, Tshiani Mbaya O, Proschan M, Mukadi D, et al. A randomized, controlled trial of Ebola virus disease therapeutics. N Engl J Med. 2019;381:2293–2303. doi:10.1056/NEJMoa1910993.</w:t>
+        <w:t>21. Qiu X, Wong G, Audet J, Bello A, Fernando L, Alimonti JB, et al. Reversion of advanced Ebola virus disease in nonhuman primates with ZMapp. Nature. 2014;514:47–53. doi:10.1038/nature13777.</w:t>
       </w:r>
     </w:p>
     <w:p>
@@ -1274,7 +1583,7 @@
           <w:i w:val="0"/>
           <w:sz w:val="24"/>
         </w:rPr>
-        <w:t>22. Voysey M, Clemens SAC, Madhi SA, Weckx LY, Folegatti PM, Aley PK, et al. Safety and efficacy of the ChAdOx1 nCoV-19 vaccine (AZD1222) against SARS-CoV-2: an interim analysis of four randomised controlled trials in Brazil, South Africa, and the UK. Lancet. 2021;397:99–111. doi:10.1016/S0140-6736(20)32661-1.</w:t>
+        <w:t>22. Rodger AJ, Cambiano V, Bruun T, Vernazza P, Collins S, van Lunzen J, et al. Sexual activity without condoms and risk of HIV transmission in serodifferent couples when the HIV-positive partner is using suppressive antiretroviral therapy: the PARTNER study. JAMA. 2016;316:171–181. doi:10.1001/jama.2016.5148.</w:t>
       </w:r>
     </w:p>
     <w:p>
@@ -1288,7 +1597,91 @@
           <w:i w:val="0"/>
           <w:sz w:val="24"/>
         </w:rPr>
-        <w:t>23. Page MJ, McKenzie JE, Bossuyt PM, Boutron I, Hoffmann TC, Mulrow CD, et al. The PRISMA 2020 statement: an updated guideline for reporting systematic reviews. BMJ. 2021;372:n71. doi:10.1136/bmj.n71.</w:t>
+        <w:t>23. Peterson L, Taylor D, Roddy R, Belai G, Phillips P, Nanda K, et al. Tenofovir disoproxil fumarate for prevention of HIV infection in women: a phase 2, double-blind, randomized, placebo-controlled trial. PLoS Clin Trials. 2007;2:e27. doi:10.1371/journal.pctr.0020027.</w:t>
+      </w:r>
+    </w:p>
+    <w:p>
+      <w:pPr>
+        <w:spacing w:after="160" w:before="0"/>
+      </w:pPr>
+      <w:r>
+        <w:rPr>
+          <w:rFonts w:ascii="Times New Roman" w:hAnsi="Times New Roman"/>
+          <w:b w:val="0"/>
+          <w:i w:val="0"/>
+          <w:sz w:val="24"/>
+        </w:rPr>
+        <w:t>24. Marrazzo JM, Ramjee G, Richardson BA, Gomez K, Mgodi N, Nair G, et al. Tenofovir-based preexposure prophylaxis for HIV infection among African women. N Engl J Med. 2015;372:509–518. doi:10.1056/NEJMoa1402269.</w:t>
+      </w:r>
+    </w:p>
+    <w:p>
+      <w:pPr>
+        <w:spacing w:after="160" w:before="0"/>
+      </w:pPr>
+      <w:r>
+        <w:rPr>
+          <w:rFonts w:ascii="Times New Roman" w:hAnsi="Times New Roman"/>
+          <w:b w:val="0"/>
+          <w:i w:val="0"/>
+          <w:sz w:val="24"/>
+        </w:rPr>
+        <w:t>25. Van Damme L, Corneli A, Ahmed K, Agot K, Lombaard J, Kapiga S, et al. Preexposure prophylaxis for HIV infection among African women. N Engl J Med. 2012;367:411–422. doi:10.1056/NEJMoa1202614.</w:t>
+      </w:r>
+    </w:p>
+    <w:p>
+      <w:pPr>
+        <w:spacing w:after="160" w:before="0"/>
+      </w:pPr>
+      <w:r>
+        <w:rPr>
+          <w:rFonts w:ascii="Times New Roman" w:hAnsi="Times New Roman"/>
+          <w:b w:val="0"/>
+          <w:i w:val="0"/>
+          <w:sz w:val="24"/>
+        </w:rPr>
+        <w:t>26. Cohen MS, Chen YQ, McCauley M, Gamble T, Hosseinipour MC, Kumarasamy N, et al. Prevention of HIV-1 infection with early antiretroviral therapy. N Engl J Med. 2011;365:493–505. doi:10.1056/NEJMoa1105243.</w:t>
+      </w:r>
+    </w:p>
+    <w:p>
+      <w:pPr>
+        <w:spacing w:after="160" w:before="0"/>
+      </w:pPr>
+      <w:r>
+        <w:rPr>
+          <w:rFonts w:ascii="Times New Roman" w:hAnsi="Times New Roman"/>
+          <w:b w:val="0"/>
+          <w:i w:val="0"/>
+          <w:sz w:val="24"/>
+        </w:rPr>
+        <w:t>27. Polack FP, Thomas SJ, Kitchin N, Absalon J, Gurtman A, Lockhart S, et al. Safety and efficacy of the BNT162b2 mRNA Covid-19 vaccine. N Engl J Med. 2020;383:2603–2615. doi:10.1056/NEJMoa2034577.</w:t>
+      </w:r>
+    </w:p>
+    <w:p>
+      <w:pPr>
+        <w:spacing w:after="160" w:before="0"/>
+      </w:pPr>
+      <w:r>
+        <w:rPr>
+          <w:rFonts w:ascii="Times New Roman" w:hAnsi="Times New Roman"/>
+          <w:b w:val="0"/>
+          <w:i w:val="0"/>
+          <w:sz w:val="24"/>
+        </w:rPr>
+        <w:t>28. Baden LR, El Sahly HM, Essink B, Kotloff K, Frey S, Novak R, et al. Efficacy and safety of the mRNA-1273 SARS-CoV-2 vaccine. N Engl J Med. 2021;384:403–416. doi:10.1056/NEJMoa2035389.</w:t>
+      </w:r>
+    </w:p>
+    <w:p>
+      <w:pPr>
+        <w:spacing w:after="160" w:before="0"/>
+      </w:pPr>
+      <w:r>
+        <w:rPr>
+          <w:rFonts w:ascii="Times New Roman" w:hAnsi="Times New Roman"/>
+          <w:b w:val="0"/>
+          <w:i w:val="0"/>
+          <w:sz w:val="24"/>
+        </w:rPr>
+        <w:t>29. Voysey M, Clemens SAC, Madhi SA, Weckx LY, Folegatti PM, Aley PK, et al. Safety and efficacy of the ChAdOx1 nCoV-19 vaccine (AZD1222) against SARS-CoV-2: an interim analysis of four randomised controlled trials in Brazil, South Africa, and the UK. Lancet. 2021;397:99–111. doi:10.1016/S0140-6736(20)32661-1.</w:t>
       </w:r>
     </w:p>
     <w:p>
@@ -1312,11 +1705,66 @@
       <w:r>
         <w:rPr>
           <w:rFonts w:ascii="Times New Roman" w:hAnsi="Times New Roman"/>
+          <w:b/>
+          <w:i w:val="0"/>
+          <w:sz w:val="24"/>
+        </w:rPr>
+        <w:t>Figure 1.</w:t>
+      </w:r>
+      <w:r>
+        <w:rPr>
+          <w:rFonts w:ascii="Times New Roman" w:hAnsi="Times New Roman"/>
           <w:b w:val="0"/>
           <w:i w:val="0"/>
           <w:sz w:val="24"/>
         </w:rPr>
-        <w:t>**Figure 1.** Observed female enrollment (points, Wilson 95% CI) and trial-specific expected share (diamonds) in 10 mixed-sex pivotal trials. The dashed line is an unconditional 50% benchmark, shown only for reference.</w:t>
+        <w:t xml:space="preserve"> Observed female enrollment (points, Wilson 95% CI) and trial-specific expected share (diamonds) in 10 mixed-sex pivotal trials. The dashed line is the conventional 50% audit statistic, shown only as a contrast: it is the wrong comparator for occupationally or epidemiologically skewed protocols.</w:t>
+      </w:r>
+    </w:p>
+    <w:p>
+      <w:pPr>
+        <w:spacing w:after="160" w:before="0"/>
+      </w:pPr>
+      <w:r>
+        <w:rPr>
+          <w:rFonts w:ascii="Times New Roman" w:hAnsi="Times New Roman"/>
+          <w:b/>
+          <w:i w:val="0"/>
+          <w:sz w:val="24"/>
+        </w:rPr>
+        <w:t>Figure 2.</w:t>
+      </w:r>
+      <w:r>
+        <w:rPr>
+          <w:rFonts w:ascii="Times New Roman" w:hAnsi="Times New Roman"/>
+          <w:b w:val="0"/>
+          <w:i w:val="0"/>
+          <w:sz w:val="24"/>
+        </w:rPr>
+        <w:t xml:space="preserve"> Enrollment ratio (observed/expected) for the same 10 trials. Values near 1 indicate a match to the target-population comparator. rVSV-ZEBOV (0.75) is the largest shortfall; PALM (1.11) is the largest excess.</w:t>
+      </w:r>
+    </w:p>
+    <w:p>
+      <w:pPr>
+        <w:spacing w:after="160" w:before="0"/>
+      </w:pPr>
+      <w:r>
+        <w:rPr>
+          <w:rFonts w:ascii="Times New Roman" w:hAnsi="Times New Roman"/>
+          <w:b/>
+          <w:i w:val="0"/>
+          <w:sz w:val="24"/>
+        </w:rPr>
+        <w:t>Supplementary Figure S1.</w:t>
+      </w:r>
+      <w:r>
+        <w:rPr>
+          <w:rFonts w:ascii="Times New Roman" w:hAnsi="Times New Roman"/>
+          <w:b w:val="0"/>
+          <w:i w:val="0"/>
+          <w:sz w:val="24"/>
+        </w:rPr>
+        <w:t xml:space="preserve"> Reconstruction of the analysis set from the original 15 named studies.</w:t>
       </w:r>
     </w:p>
     <w:p>
@@ -1327,38 +1775,10 @@
         <w:rPr>
           <w:rFonts w:ascii="Times New Roman" w:hAnsi="Times New Roman"/>
           <w:b w:val="0"/>
-          <w:i w:val="0"/>
+          <w:i/>
           <w:sz w:val="24"/>
         </w:rPr>
-        <w:t>**Figure 2.** Enrollment ratio (observed/expected) for the same 10 trials. Values near 1 indicate match to the target-population comparator.</w:t>
-      </w:r>
-    </w:p>
-    <w:p>
-      <w:pPr>
-        <w:spacing w:after="160" w:before="0"/>
-      </w:pPr>
-      <w:r>
-        <w:rPr>
-          <w:rFonts w:ascii="Times New Roman" w:hAnsi="Times New Roman"/>
-          <w:b w:val="0"/>
-          <w:i w:val="0"/>
-          <w:sz w:val="24"/>
-        </w:rPr>
-        <w:t>**Supplementary Figure S1.** Reconstruction of the analysis set from the original 15 named studies.</w:t>
-      </w:r>
-    </w:p>
-    <w:p>
-      <w:pPr>
-        <w:pStyle w:val="Heading1"/>
-      </w:pPr>
-      <w:r>
-        <w:rPr>
-          <w:rFonts w:ascii="Times New Roman" w:hAnsi="Times New Roman"/>
-          <w:b/>
-          <w:i w:val="0"/>
-          <w:sz w:val="28"/>
-        </w:rPr>
-        <w:t>Table 1. Mixed-sex primary analysis set</w:t>
+        <w:t>Table 1 (observed female enrollment versus expected share, all primary trials) is generated from `results/trial_level_estimates.csv` by `src/build_docx.py` and appears after this section in `Manuscript_Trials_R1.docx`.</w:t>
       </w:r>
     </w:p>
     <w:p>
